--- a/main/cars/templates/application_template.docx
+++ b/main/cars/templates/application_template.docx
@@ -47,6 +47,12 @@
                 <w:lang w:val="en-US"/>
               </w:rPr>
               <w:t xml:space="preserve">. </w:t>
+            </w:r>
+            <w:r>
+              <w:rPr>
+                <w:lang w:val="en-US"/>
+              </w:rPr>
+              <w:t xml:space="preserve">№ </w:t>
             </w:r>
             <w:r>
               <w:rPr>
@@ -1006,15 +1012,18 @@
               <w:rPr>
                 <w:sz w:val="20"/>
                 <w:szCs w:val="20"/>
-              </w:rPr>
-            </w:pPr>
-            <w:r>
-              <w:rPr>
-                <w:sz w:val="20"/>
-                <w:szCs w:val="20"/>
+                <w:lang w:val="en-US"/>
+              </w:rPr>
+            </w:pPr>
+            <w:r>
+              <w:rPr>
+                <w:sz w:val="20"/>
+                <w:szCs w:val="20"/>
+                <w:lang w:val="en-US"/>
               </w:rPr>
               <w:t xml:space="preserve">{{ </w:t>
             </w:r>
+            <w:proofErr w:type="spellStart"/>
             <w:r>
               <w:rPr>
                 <w:sz w:val="20"/>
@@ -1027,6 +1036,7 @@
               <w:rPr>
                 <w:sz w:val="20"/>
                 <w:szCs w:val="20"/>
+                <w:lang w:val="en-US"/>
               </w:rPr>
               <w:t>_</w:t>
             </w:r>
@@ -1042,6 +1052,7 @@
               <w:rPr>
                 <w:sz w:val="20"/>
                 <w:szCs w:val="20"/>
+                <w:lang w:val="en-US"/>
               </w:rPr>
               <w:t>_</w:t>
             </w:r>
@@ -1053,13 +1064,35 @@
               </w:rPr>
               <w:t>entity</w:t>
             </w:r>
-            <w:r>
-              <w:rPr>
-                <w:sz w:val="20"/>
-                <w:szCs w:val="20"/>
+            <w:proofErr w:type="spellEnd"/>
+            <w:r>
+              <w:rPr>
+                <w:sz w:val="20"/>
+                <w:szCs w:val="20"/>
+                <w:lang w:val="en-US"/>
+              </w:rPr>
+              <w:t xml:space="preserve"> }} {{ </w:t>
+            </w:r>
+            <w:proofErr w:type="spellStart"/>
+            <w:r>
+              <w:rPr>
+                <w:sz w:val="20"/>
+                <w:szCs w:val="20"/>
+                <w:lang w:val="en-US"/>
+              </w:rPr>
+              <w:t>owner_requisites</w:t>
+            </w:r>
+            <w:proofErr w:type="spellEnd"/>
+            <w:r>
+              <w:rPr>
+                <w:sz w:val="20"/>
+                <w:szCs w:val="20"/>
+                <w:lang w:val="en-US"/>
               </w:rPr>
               <w:t xml:space="preserve"> }}</w:t>
             </w:r>
+            <w:bookmarkStart w:id="0" w:name="_GoBack"/>
+            <w:bookmarkEnd w:id="0"/>
           </w:p>
         </w:tc>
       </w:tr>
@@ -1217,7 +1250,7 @@
                 <w:szCs w:val="20"/>
               </w:rPr>
             </w:pPr>
-            <w:bookmarkStart w:id="0" w:name="_Hlk141961696"/>
+            <w:bookmarkStart w:id="1" w:name="_Hlk141961696"/>
             <w:r>
               <w:rPr>
                 <w:sz w:val="20"/>
@@ -1851,7 +1884,35 @@
                 <w:sz w:val="16"/>
                 <w:szCs w:val="16"/>
               </w:rPr>
-              <w:t xml:space="preserve"> }}, почтовый адрес: {{ </w:t>
+              <w:t xml:space="preserve"> }}, </w:t>
+            </w:r>
+            <w:r>
+              <w:rPr>
+                <w:sz w:val="16"/>
+                <w:szCs w:val="16"/>
+              </w:rPr>
+              <w:t>почтовый</w:t>
+            </w:r>
+            <w:r>
+              <w:rPr>
+                <w:sz w:val="16"/>
+                <w:szCs w:val="16"/>
+              </w:rPr>
+              <w:t xml:space="preserve"> </w:t>
+            </w:r>
+            <w:r>
+              <w:rPr>
+                <w:sz w:val="16"/>
+                <w:szCs w:val="16"/>
+              </w:rPr>
+              <w:t>адрес</w:t>
+            </w:r>
+            <w:r>
+              <w:rPr>
+                <w:sz w:val="16"/>
+                <w:szCs w:val="16"/>
+              </w:rPr>
+              <w:t xml:space="preserve">: {{ </w:t>
             </w:r>
             <w:r>
               <w:rPr>
@@ -1887,7 +1948,7 @@
         </w:tc>
       </w:tr>
     </w:tbl>
-    <w:bookmarkEnd w:id="0"/>
+    <w:bookmarkEnd w:id="1"/>
     <w:p>
       <w:pPr>
         <w:tabs>
@@ -1967,15 +2028,44 @@
               </w:rPr>
               <w:t xml:space="preserve">{{ </w:t>
             </w:r>
-            <w:proofErr w:type="spellStart"/>
             <w:r>
               <w:rPr>
                 <w:sz w:val="16"/>
                 <w:szCs w:val="16"/>
-              </w:rPr>
-              <w:t>submitted_documents</w:t>
-            </w:r>
-            <w:proofErr w:type="spellEnd"/>
+                <w:lang w:val="en-US"/>
+              </w:rPr>
+              <w:t>application</w:t>
+            </w:r>
+            <w:r>
+              <w:rPr>
+                <w:sz w:val="16"/>
+                <w:szCs w:val="16"/>
+              </w:rPr>
+              <w:t>_</w:t>
+            </w:r>
+            <w:r>
+              <w:rPr>
+                <w:sz w:val="16"/>
+                <w:szCs w:val="16"/>
+                <w:lang w:val="en-US"/>
+              </w:rPr>
+              <w:t>submitted</w:t>
+            </w:r>
+            <w:r>
+              <w:rPr>
+                <w:sz w:val="16"/>
+                <w:szCs w:val="16"/>
+              </w:rPr>
+              <w:t>_</w:t>
+            </w:r>
+            <w:r>
+              <w:rPr>
+                <w:sz w:val="16"/>
+                <w:szCs w:val="16"/>
+                <w:lang w:val="en-US"/>
+              </w:rPr>
+              <w:t>documents</w:t>
+            </w:r>
             <w:r>
               <w:rPr>
                 <w:sz w:val="16"/>
@@ -3123,8 +3213,6 @@
             <w:r>
               <w:t xml:space="preserve"> г.</w:t>
             </w:r>
-            <w:bookmarkStart w:id="1" w:name="_GoBack"/>
-            <w:bookmarkEnd w:id="1"/>
           </w:p>
         </w:tc>
       </w:tr>
@@ -5285,7 +5373,7 @@
 </file>
 
 <file path=customXml/itemProps1.xml><?xml version="1.0" encoding="utf-8"?>
-<ds:datastoreItem xmlns:ds="http://schemas.openxmlformats.org/officeDocument/2006/customXml" ds:itemID="{38D710A9-2049-4E54-A82D-42E6D216ED45}">
+<ds:datastoreItem xmlns:ds="http://schemas.openxmlformats.org/officeDocument/2006/customXml" ds:itemID="{7B0987DE-991B-469A-A5E0-EFD286E5C95F}">
   <ds:schemaRefs>
     <ds:schemaRef ds:uri="http://schemas.openxmlformats.org/officeDocument/2006/bibliography"/>
   </ds:schemaRefs>
